--- a/data/revised_2026-10_full/tracked/v2/Chemistry/SS1.2_The_Atom/Chemistry_The_Atom_FinalExplanation_TRACKED.docx
+++ b/data/revised_2026-10_full/tracked/v2/Chemistry/SS1.2_The_Atom/Chemistry_The_Atom_FinalExplanation_TRACKED.docx
@@ -1354,7 +1354,7 @@
               <w:spacing w:after="40" w:before="0"/>
               <w:jc w:val="left"/>
             </w:pPr>
-            <w:del w:id="9001" w:author="Claude (AI) - proposed" w:date="2026-10-15T03:00:53Z">
+            <w:del w:id="9001" w:author="Claude (AI) - proposed" w:date="2026-10-18T00:26:34Z">
               <w:r>
                 <w:rPr>
                   <w:rFonts w:ascii="Arial" w:cs="Arial" w:eastAsia="Arial" w:hAnsi="Arial"/>
@@ -1369,7 +1369,7 @@
                 <w:delText xml:space="preserve">Uses</w:delText>
               </w:r>
             </w:del>
-            <w:ins w:id="9002" w:author="Claude (AI) - proposed" w:date="2026-10-15T03:00:53Z">
+            <w:ins w:id="9002" w:author="Claude (AI) - proposed" w:date="2026-10-18T00:26:34Z">
               <w:r>
                 <w:rPr>
                   <w:rFonts w:ascii="Arial" w:cs="Arial" w:eastAsia="Arial" w:hAnsi="Arial"/>
@@ -1417,7 +1417,7 @@
               <w:spacing w:after="40" w:before="0"/>
               <w:jc w:val="left"/>
             </w:pPr>
-            <w:del w:id="9003" w:author="Claude (AI) - proposed" w:date="2026-10-15T03:00:53Z">
+            <w:del w:id="9003" w:author="Claude (AI) - proposed" w:date="2026-10-18T00:26:34Z">
               <w:r>
                 <w:rPr>
                   <w:rFonts w:ascii="Arial" w:cs="Arial" w:eastAsia="Arial" w:hAnsi="Arial"/>
@@ -1432,7 +1432,7 @@
                 <w:delText xml:space="preserve">Uses</w:delText>
               </w:r>
             </w:del>
-            <w:ins w:id="9004" w:author="Claude (AI) - proposed" w:date="2026-10-15T03:00:53Z">
+            <w:ins w:id="9004" w:author="Claude (AI) - proposed" w:date="2026-10-18T00:26:34Z">
               <w:r>
                 <w:rPr>
                   <w:rFonts w:ascii="Arial" w:cs="Arial" w:eastAsia="Arial" w:hAnsi="Arial"/>
@@ -1480,7 +1480,7 @@
               <w:spacing w:after="40" w:before="0"/>
               <w:jc w:val="left"/>
             </w:pPr>
-            <w:del w:id="9005" w:author="Claude (AI) - proposed" w:date="2026-10-15T03:00:53Z">
+            <w:del w:id="9005" w:author="Claude (AI) - proposed" w:date="2026-10-18T00:26:34Z">
               <w:r>
                 <w:rPr>
                   <w:rFonts w:ascii="Arial" w:cs="Arial" w:eastAsia="Arial" w:hAnsi="Arial"/>
@@ -1495,7 +1495,7 @@
                 <w:delText xml:space="preserve">Gives little or no</w:delText>
               </w:r>
             </w:del>
-            <w:ins w:id="9006" w:author="Claude (AI) - proposed" w:date="2026-10-15T03:00:53Z">
+            <w:ins w:id="9006" w:author="Claude (AI) - proposed" w:date="2026-10-18T00:26:34Z">
               <w:r>
                 <w:rPr>
                   <w:rFonts w:ascii="Arial" w:cs="Arial" w:eastAsia="Arial" w:hAnsi="Arial"/>
@@ -1578,7 +1578,7 @@
               <w:spacing w:after="40" w:before="0"/>
               <w:jc w:val="left"/>
             </w:pPr>
-            <w:del w:id="9007" w:author="Claude (AI) - proposed" w:date="2026-10-15T03:00:53Z">
+            <w:del w:id="9007" w:author="Claude (AI) - proposed" w:date="2026-10-18T00:26:34Z">
               <w:r>
                 <w:rPr>
                   <w:rFonts w:ascii="Arial" w:cs="Arial" w:eastAsia="Arial" w:hAnsi="Arial"/>
@@ -1593,7 +1593,7 @@
                 <w:delText xml:space="preserve">Correctly</w:delText>
               </w:r>
             </w:del>
-            <w:ins w:id="9008" w:author="Claude (AI) - proposed" w:date="2026-10-15T03:00:53Z">
+            <w:ins w:id="9008" w:author="Claude (AI) - proposed" w:date="2026-10-18T00:26:34Z">
               <w:r>
                 <w:rPr>
                   <w:rFonts w:ascii="Arial" w:cs="Arial" w:eastAsia="Arial" w:hAnsi="Arial"/>
@@ -1641,7 +1641,7 @@
               <w:spacing w:after="40" w:before="0"/>
               <w:jc w:val="left"/>
             </w:pPr>
-            <w:del w:id="9009" w:author="Claude (AI) - proposed" w:date="2026-10-15T03:00:53Z">
+            <w:del w:id="9009" w:author="Claude (AI) - proposed" w:date="2026-10-18T00:26:34Z">
               <w:r>
                 <w:rPr>
                   <w:rFonts w:ascii="Arial" w:cs="Arial" w:eastAsia="Arial" w:hAnsi="Arial"/>
@@ -1656,7 +1656,7 @@
                 <w:delText xml:space="preserve">Describes</w:delText>
               </w:r>
             </w:del>
-            <w:ins w:id="9010" w:author="Claude (AI) - proposed" w:date="2026-10-15T03:00:53Z">
+            <w:ins w:id="9010" w:author="Claude (AI) - proposed" w:date="2026-10-18T00:26:34Z">
               <w:r>
                 <w:rPr>
                   <w:rFonts w:ascii="Arial" w:cs="Arial" w:eastAsia="Arial" w:hAnsi="Arial"/>
@@ -1704,7 +1704,7 @@
               <w:spacing w:after="40" w:before="0"/>
               <w:jc w:val="left"/>
             </w:pPr>
-            <w:del w:id="9011" w:author="Claude (AI) - proposed" w:date="2026-10-15T03:00:53Z">
+            <w:del w:id="9011" w:author="Claude (AI) - proposed" w:date="2026-10-18T00:26:34Z">
               <w:r>
                 <w:rPr>
                   <w:rFonts w:ascii="Arial" w:cs="Arial" w:eastAsia="Arial" w:hAnsi="Arial"/>
@@ -1719,7 +1719,7 @@
                 <w:delText xml:space="preserve">Describes</w:delText>
               </w:r>
             </w:del>
-            <w:ins w:id="9012" w:author="Claude (AI) - proposed" w:date="2026-10-15T03:00:53Z">
+            <w:ins w:id="9012" w:author="Claude (AI) - proposed" w:date="2026-10-18T00:26:34Z">
               <w:r>
                 <w:rPr>
                   <w:rFonts w:ascii="Arial" w:cs="Arial" w:eastAsia="Arial" w:hAnsi="Arial"/>
@@ -1802,7 +1802,7 @@
               <w:spacing w:after="40" w:before="0"/>
               <w:jc w:val="left"/>
             </w:pPr>
-            <w:del w:id="9013" w:author="Claude (AI) - proposed" w:date="2026-10-15T03:00:53Z">
+            <w:del w:id="9013" w:author="Claude (AI) - proposed" w:date="2026-10-18T00:26:34Z">
               <w:r>
                 <w:rPr>
                   <w:rFonts w:ascii="Arial" w:cs="Arial" w:eastAsia="Arial" w:hAnsi="Arial"/>
@@ -1817,7 +1817,7 @@
                 <w:delText xml:space="preserve">Writes</w:delText>
               </w:r>
             </w:del>
-            <w:ins w:id="9014" w:author="Claude (AI) - proposed" w:date="2026-10-15T03:00:53Z">
+            <w:ins w:id="9014" w:author="Claude (AI) - proposed" w:date="2026-10-18T00:26:34Z">
               <w:r>
                 <w:rPr>
                   <w:rFonts w:ascii="Arial" w:cs="Arial" w:eastAsia="Arial" w:hAnsi="Arial"/>
@@ -1845,7 +1845,7 @@
               </w:rPr>
               <w:t xml:space="preserve"> correct configurations for sodium and potassium, applies</w:t>
             </w:r>
-            <w:ins w:id="9015" w:author="Claude (AI) - proposed" w:date="2026-10-15T03:00:53Z">
+            <w:ins w:id="9015" w:author="Claude (AI) - proposed" w:date="2026-10-18T00:26:34Z">
               <w:r>
                 <w:rPr>
                   <w:rFonts w:ascii="Arial" w:cs="Arial" w:eastAsia="Arial" w:hAnsi="Arial"/>
@@ -1893,7 +1893,7 @@
               <w:spacing w:after="40" w:before="0"/>
               <w:jc w:val="left"/>
             </w:pPr>
-            <w:del w:id="9016" w:author="Claude (AI) - proposed" w:date="2026-10-15T03:00:53Z">
+            <w:del w:id="9016" w:author="Claude (AI) - proposed" w:date="2026-10-18T00:26:34Z">
               <w:r>
                 <w:rPr>
                   <w:rFonts w:ascii="Arial" w:cs="Arial" w:eastAsia="Arial" w:hAnsi="Arial"/>
@@ -1908,7 +1908,7 @@
                 <w:delText xml:space="preserve">Writes</w:delText>
               </w:r>
             </w:del>
-            <w:ins w:id="9017" w:author="Claude (AI) - proposed" w:date="2026-10-15T03:00:53Z">
+            <w:ins w:id="9017" w:author="Claude (AI) - proposed" w:date="2026-10-18T00:26:34Z">
               <w:r>
                 <w:rPr>
                   <w:rFonts w:ascii="Arial" w:cs="Arial" w:eastAsia="Arial" w:hAnsi="Arial"/>
@@ -1956,7 +1956,7 @@
               <w:spacing w:after="40" w:before="0"/>
               <w:jc w:val="left"/>
             </w:pPr>
-            <w:del w:id="9018" w:author="Claude (AI) - proposed" w:date="2026-10-15T03:00:53Z">
+            <w:del w:id="9018" w:author="Claude (AI) - proposed" w:date="2026-10-18T00:26:34Z">
               <w:r>
                 <w:rPr>
                   <w:rFonts w:ascii="Arial" w:cs="Arial" w:eastAsia="Arial" w:hAnsi="Arial"/>
@@ -1971,7 +1971,7 @@
                 <w:delText xml:space="preserve">Configurations are incorrect or missing</w:delText>
               </w:r>
             </w:del>
-            <w:ins w:id="9019" w:author="Claude (AI) - proposed" w:date="2026-10-15T03:00:53Z">
+            <w:ins w:id="9019" w:author="Claude (AI) - proposed" w:date="2026-10-18T00:26:34Z">
               <w:r>
                 <w:rPr>
                   <w:rFonts w:ascii="Arial" w:cs="Arial" w:eastAsia="Arial" w:hAnsi="Arial"/>
@@ -2054,7 +2054,7 @@
               <w:spacing w:after="40" w:before="0"/>
               <w:jc w:val="left"/>
             </w:pPr>
-            <w:del w:id="9020" w:author="Claude (AI) - proposed" w:date="2026-10-15T03:00:53Z">
+            <w:del w:id="9020" w:author="Claude (AI) - proposed" w:date="2026-10-18T00:26:34Z">
               <w:r>
                 <w:rPr>
                   <w:rFonts w:ascii="Arial" w:cs="Arial" w:eastAsia="Arial" w:hAnsi="Arial"/>
@@ -2069,7 +2069,7 @@
                 <w:delText xml:space="preserve">Calculates</w:delText>
               </w:r>
             </w:del>
-            <w:ins w:id="9021" w:author="Claude (AI) - proposed" w:date="2026-10-15T03:00:53Z">
+            <w:ins w:id="9021" w:author="Claude (AI) - proposed" w:date="2026-10-18T00:26:34Z">
               <w:r>
                 <w:rPr>
                   <w:rFonts w:ascii="Arial" w:cs="Arial" w:eastAsia="Arial" w:hAnsi="Arial"/>
@@ -2117,7 +2117,7 @@
               <w:spacing w:after="40" w:before="0"/>
               <w:jc w:val="left"/>
             </w:pPr>
-            <w:del w:id="9022" w:author="Claude (AI) - proposed" w:date="2026-10-15T03:00:53Z">
+            <w:del w:id="9022" w:author="Claude (AI) - proposed" w:date="2026-10-18T00:26:34Z">
               <w:r>
                 <w:rPr>
                   <w:rFonts w:ascii="Arial" w:cs="Arial" w:eastAsia="Arial" w:hAnsi="Arial"/>
@@ -2132,7 +2132,7 @@
                 <w:delText xml:space="preserve">Calculates</w:delText>
               </w:r>
             </w:del>
-            <w:ins w:id="9023" w:author="Claude (AI) - proposed" w:date="2026-10-15T03:00:53Z">
+            <w:ins w:id="9023" w:author="Claude (AI) - proposed" w:date="2026-10-18T00:26:34Z">
               <w:r>
                 <w:rPr>
                   <w:rFonts w:ascii="Arial" w:cs="Arial" w:eastAsia="Arial" w:hAnsi="Arial"/>
@@ -2180,7 +2180,7 @@
               <w:spacing w:after="40" w:before="0"/>
               <w:jc w:val="left"/>
             </w:pPr>
-            <w:del w:id="9024" w:author="Claude (AI) - proposed" w:date="2026-10-15T03:00:53Z">
+            <w:del w:id="9024" w:author="Claude (AI) - proposed" w:date="2026-10-18T00:26:34Z">
               <w:r>
                 <w:rPr>
                   <w:rFonts w:ascii="Arial" w:cs="Arial" w:eastAsia="Arial" w:hAnsi="Arial"/>
@@ -2195,7 +2195,7 @@
                 <w:delText xml:space="preserve">Calculation</w:delText>
               </w:r>
             </w:del>
-            <w:ins w:id="9025" w:author="Claude (AI) - proposed" w:date="2026-10-15T03:00:53Z">
+            <w:ins w:id="9025" w:author="Claude (AI) - proposed" w:date="2026-10-18T00:26:34Z">
               <w:r>
                 <w:rPr>
                   <w:rFonts w:ascii="Arial" w:cs="Arial" w:eastAsia="Arial" w:hAnsi="Arial"/>
@@ -2278,7 +2278,7 @@
               <w:spacing w:after="40" w:before="0"/>
               <w:jc w:val="left"/>
             </w:pPr>
-            <w:del w:id="9026" w:author="Claude (AI) - proposed" w:date="2026-10-15T03:00:53Z">
+            <w:del w:id="9026" w:author="Claude (AI) - proposed" w:date="2026-10-18T00:26:34Z">
               <w:r>
                 <w:rPr>
                   <w:rFonts w:ascii="Arial" w:cs="Arial" w:eastAsia="Arial" w:hAnsi="Arial"/>
@@ -2293,7 +2293,7 @@
                 <w:delText xml:space="preserve">Uses</w:delText>
               </w:r>
             </w:del>
-            <w:ins w:id="9027" w:author="Claude (AI) - proposed" w:date="2026-10-15T03:00:53Z">
+            <w:ins w:id="9027" w:author="Claude (AI) - proposed" w:date="2026-10-18T00:26:34Z">
               <w:r>
                 <w:rPr>
                   <w:rFonts w:ascii="Arial" w:cs="Arial" w:eastAsia="Arial" w:hAnsi="Arial"/>
@@ -2341,7 +2341,7 @@
               <w:spacing w:after="40" w:before="0"/>
               <w:jc w:val="left"/>
             </w:pPr>
-            <w:del w:id="9028" w:author="Claude (AI) - proposed" w:date="2026-10-15T03:00:53Z">
+            <w:del w:id="9028" w:author="Claude (AI) - proposed" w:date="2026-10-18T00:26:34Z">
               <w:r>
                 <w:rPr>
                   <w:rFonts w:ascii="Arial" w:cs="Arial" w:eastAsia="Arial" w:hAnsi="Arial"/>
@@ -2356,7 +2356,7 @@
                 <w:delText xml:space="preserve">Uses</w:delText>
               </w:r>
             </w:del>
-            <w:ins w:id="9029" w:author="Claude (AI) - proposed" w:date="2026-10-15T03:00:53Z">
+            <w:ins w:id="9029" w:author="Claude (AI) - proposed" w:date="2026-10-18T00:26:34Z">
               <w:r>
                 <w:rPr>
                   <w:rFonts w:ascii="Arial" w:cs="Arial" w:eastAsia="Arial" w:hAnsi="Arial"/>
@@ -2404,7 +2404,7 @@
               <w:spacing w:after="40" w:before="0"/>
               <w:jc w:val="left"/>
             </w:pPr>
-            <w:del w:id="9030" w:author="Claude (AI) - proposed" w:date="2026-10-15T03:00:53Z">
+            <w:del w:id="9030" w:author="Claude (AI) - proposed" w:date="2026-10-18T00:26:34Z">
               <w:r>
                 <w:rPr>
                   <w:rFonts w:ascii="Arial" w:cs="Arial" w:eastAsia="Arial" w:hAnsi="Arial"/>
@@ -2419,7 +2419,7 @@
                 <w:delText xml:space="preserve">Uses</w:delText>
               </w:r>
             </w:del>
-            <w:ins w:id="9031" w:author="Claude (AI) - proposed" w:date="2026-10-15T03:00:53Z">
+            <w:ins w:id="9031" w:author="Claude (AI) - proposed" w:date="2026-10-18T00:26:34Z">
               <w:r>
                 <w:rPr>
                   <w:rFonts w:ascii="Arial" w:cs="Arial" w:eastAsia="Arial" w:hAnsi="Arial"/>
@@ -2569,7 +2569,7 @@
         </w:rPr>
         <w:t xml:space="preserve">© 2026 SeaVuria and ARES. This work is licensed under a </w:t>
       </w:r>
-      <w:hyperlink w:history="1" r:id="rIde6qy9ffy6pe7_ywm6y1pl">
+      <w:hyperlink w:history="1" r:id="rIdkpt1wy11pw2gpmylqf_xm">
         <w:r>
           <w:rPr>
             <w:rFonts w:ascii="Arial" w:cs="Arial" w:eastAsia="Arial" w:hAnsi="Arial"/>
@@ -2589,7 +2589,7 @@
         </w:rPr>
         <w:t xml:space="preserve"> (</w:t>
       </w:r>
-      <w:hyperlink w:history="1" r:id="rIddsudymmfgjujme98pkrnj">
+      <w:hyperlink w:history="1" r:id="rIdydy_avxsyncno7uhjrb8a">
         <w:r>
           <w:rPr>
             <w:rFonts w:ascii="Arial" w:cs="Arial" w:eastAsia="Arial" w:hAnsi="Arial"/>
@@ -2609,7 +2609,7 @@
         </w:rPr>
         <w:t xml:space="preserve">). To view a copy of this license, visit </w:t>
       </w:r>
-      <w:hyperlink w:history="1" r:id="rIdquv5edklt2kp41j8rdlxb">
+      <w:hyperlink w:history="1" r:id="rIdrxcvovloyaa5cm4qtaxqt">
         <w:r>
           <w:rPr>
             <w:rFonts w:ascii="Arial" w:cs="Arial" w:eastAsia="Arial" w:hAnsi="Arial"/>
